--- a/DAA/lab/final1-5.docx
+++ b/DAA/lab/final1-5.docx
@@ -141,8 +141,6 @@
           </wp:inline>
         </w:drawing>
       </w:r>
-      <w:bookmarkStart w:id="0" w:name="_GoBack"/>
-      <w:bookmarkEnd w:id="0"/>
       <w:r>
         <w:rPr>
           <w:noProof/>
@@ -3276,6 +3274,2538 @@
       <w:r>
         <w:t>}</w:t>
       </w:r>
+    </w:p>
+    <w:p>
+      <w:pPr>
+        <w:ind w:firstLine="720"/>
+      </w:pPr>
+      <w:r>
+        <w:t xml:space="preserve">// </w:t>
+      </w:r>
+      <w:proofErr w:type="spellStart"/>
+      <w:r>
+        <w:t>gcd</w:t>
+      </w:r>
+      <w:proofErr w:type="spellEnd"/>
+      <w:r>
+        <w:t xml:space="preserve"> of two </w:t>
+      </w:r>
+      <w:proofErr w:type="spellStart"/>
+      <w:r>
+        <w:t>numvers</w:t>
+      </w:r>
+      <w:proofErr w:type="spellEnd"/>
+    </w:p>
+    <w:p>
+      <w:pPr>
+        <w:ind w:firstLine="720"/>
+      </w:pPr>
+      <w:r>
+        <w:t>#include &lt;</w:t>
+      </w:r>
+      <w:proofErr w:type="spellStart"/>
+      <w:r>
+        <w:t>iostream</w:t>
+      </w:r>
+      <w:proofErr w:type="spellEnd"/>
+      <w:r>
+        <w:t>&gt;</w:t>
+      </w:r>
+    </w:p>
+    <w:p>
+      <w:pPr>
+        <w:ind w:firstLine="720"/>
+      </w:pPr>
+      <w:r>
+        <w:t xml:space="preserve">using namespace </w:t>
+      </w:r>
+      <w:proofErr w:type="spellStart"/>
+      <w:r>
+        <w:t>std</w:t>
+      </w:r>
+      <w:proofErr w:type="spellEnd"/>
+      <w:r>
+        <w:t>;</w:t>
+      </w:r>
+    </w:p>
+    <w:p>
+      <w:pPr>
+        <w:ind w:firstLine="720"/>
+      </w:pPr>
+    </w:p>
+    <w:p>
+      <w:pPr>
+        <w:ind w:firstLine="720"/>
+      </w:pPr>
+      <w:proofErr w:type="spellStart"/>
+      <w:r>
+        <w:t>int</w:t>
+      </w:r>
+      <w:proofErr w:type="spellEnd"/>
+      <w:r>
+        <w:t xml:space="preserve"> </w:t>
+      </w:r>
+      <w:proofErr w:type="spellStart"/>
+      <w:proofErr w:type="gramStart"/>
+      <w:r>
+        <w:t>gcd</w:t>
+      </w:r>
+      <w:proofErr w:type="spellEnd"/>
+      <w:r>
+        <w:t>(</w:t>
+      </w:r>
+      <w:proofErr w:type="spellStart"/>
+      <w:proofErr w:type="gramEnd"/>
+      <w:r>
+        <w:t>int</w:t>
+      </w:r>
+      <w:proofErr w:type="spellEnd"/>
+      <w:r>
+        <w:t xml:space="preserve"> a, </w:t>
+      </w:r>
+      <w:proofErr w:type="spellStart"/>
+      <w:r>
+        <w:t>int</w:t>
+      </w:r>
+      <w:proofErr w:type="spellEnd"/>
+      <w:r>
+        <w:t xml:space="preserve"> b) {</w:t>
+      </w:r>
+    </w:p>
+    <w:p>
+      <w:pPr>
+        <w:ind w:firstLine="720"/>
+      </w:pPr>
+      <w:r>
+        <w:t xml:space="preserve">    if (b == 0)</w:t>
+      </w:r>
+    </w:p>
+    <w:p>
+      <w:pPr>
+        <w:ind w:firstLine="720"/>
+      </w:pPr>
+      <w:r>
+        <w:t xml:space="preserve">        return a;</w:t>
+      </w:r>
+    </w:p>
+    <w:p>
+      <w:pPr>
+        <w:ind w:firstLine="720"/>
+      </w:pPr>
+      <w:r>
+        <w:t xml:space="preserve">    return </w:t>
+      </w:r>
+      <w:proofErr w:type="spellStart"/>
+      <w:proofErr w:type="gramStart"/>
+      <w:r>
+        <w:t>gcd</w:t>
+      </w:r>
+      <w:proofErr w:type="spellEnd"/>
+      <w:r>
+        <w:t>(</w:t>
+      </w:r>
+      <w:proofErr w:type="gramEnd"/>
+      <w:r>
+        <w:t>b, a % b);</w:t>
+      </w:r>
+    </w:p>
+    <w:p>
+      <w:pPr>
+        <w:ind w:firstLine="720"/>
+      </w:pPr>
+      <w:r>
+        <w:t>}</w:t>
+      </w:r>
+    </w:p>
+    <w:p>
+      <w:pPr>
+        <w:ind w:firstLine="720"/>
+      </w:pPr>
+    </w:p>
+    <w:p>
+      <w:pPr>
+        <w:ind w:firstLine="720"/>
+      </w:pPr>
+      <w:proofErr w:type="spellStart"/>
+      <w:r>
+        <w:t>int</w:t>
+      </w:r>
+      <w:proofErr w:type="spellEnd"/>
+      <w:r>
+        <w:t xml:space="preserve"> </w:t>
+      </w:r>
+      <w:proofErr w:type="gramStart"/>
+      <w:r>
+        <w:t>main(</w:t>
+      </w:r>
+      <w:proofErr w:type="gramEnd"/>
+      <w:r>
+        <w:t>) {</w:t>
+      </w:r>
+    </w:p>
+    <w:p>
+      <w:pPr>
+        <w:ind w:firstLine="720"/>
+      </w:pPr>
+      <w:r>
+        <w:t xml:space="preserve">    </w:t>
+      </w:r>
+      <w:proofErr w:type="spellStart"/>
+      <w:r>
+        <w:t>int</w:t>
+      </w:r>
+      <w:proofErr w:type="spellEnd"/>
+      <w:r>
+        <w:t xml:space="preserve"> a, b;</w:t>
+      </w:r>
+    </w:p>
+    <w:p>
+      <w:pPr>
+        <w:ind w:firstLine="720"/>
+      </w:pPr>
+      <w:r>
+        <w:t xml:space="preserve">    </w:t>
+      </w:r>
+      <w:proofErr w:type="spellStart"/>
+      <w:r>
+        <w:t>cout</w:t>
+      </w:r>
+      <w:proofErr w:type="spellEnd"/>
+      <w:r>
+        <w:t xml:space="preserve"> &lt;&lt; "Enter two numbers: ";</w:t>
+      </w:r>
+    </w:p>
+    <w:p>
+      <w:pPr>
+        <w:ind w:firstLine="720"/>
+      </w:pPr>
+      <w:r>
+        <w:t xml:space="preserve">    </w:t>
+      </w:r>
+      <w:proofErr w:type="spellStart"/>
+      <w:r>
+        <w:t>cin</w:t>
+      </w:r>
+      <w:proofErr w:type="spellEnd"/>
+      <w:r>
+        <w:t xml:space="preserve"> &gt;&gt; a &gt;&gt; b;</w:t>
+      </w:r>
+    </w:p>
+    <w:p>
+      <w:pPr>
+        <w:ind w:firstLine="720"/>
+      </w:pPr>
+    </w:p>
+    <w:p>
+      <w:pPr>
+        <w:ind w:firstLine="720"/>
+      </w:pPr>
+      <w:r>
+        <w:t xml:space="preserve">    </w:t>
+      </w:r>
+      <w:proofErr w:type="spellStart"/>
+      <w:r>
+        <w:t>cout</w:t>
+      </w:r>
+      <w:proofErr w:type="spellEnd"/>
+      <w:r>
+        <w:t xml:space="preserve"> &lt;&lt; "GCD is: " &lt;&lt; </w:t>
+      </w:r>
+      <w:proofErr w:type="spellStart"/>
+      <w:proofErr w:type="gramStart"/>
+      <w:r>
+        <w:t>gcd</w:t>
+      </w:r>
+      <w:proofErr w:type="spellEnd"/>
+      <w:r>
+        <w:t>(</w:t>
+      </w:r>
+      <w:proofErr w:type="gramEnd"/>
+      <w:r>
+        <w:t xml:space="preserve">a, b) &lt;&lt; </w:t>
+      </w:r>
+      <w:proofErr w:type="spellStart"/>
+      <w:r>
+        <w:t>endl</w:t>
+      </w:r>
+      <w:proofErr w:type="spellEnd"/>
+      <w:r>
+        <w:t>;</w:t>
+      </w:r>
+    </w:p>
+    <w:p>
+      <w:pPr>
+        <w:ind w:firstLine="720"/>
+      </w:pPr>
+      <w:r>
+        <w:t xml:space="preserve">    return 0;</w:t>
+      </w:r>
+    </w:p>
+    <w:p>
+      <w:pPr>
+        <w:ind w:firstLine="720"/>
+      </w:pPr>
+      <w:r>
+        <w:lastRenderedPageBreak/>
+        <w:t>}</w:t>
+      </w:r>
+      <w:r>
+        <w:rPr>
+          <w:noProof/>
+        </w:rPr>
+        <w:drawing>
+          <wp:inline distT="0" distB="0" distL="0" distR="0">
+            <wp:extent cx="4582164" cy="1333686"/>
+            <wp:effectExtent l="0" t="0" r="8890" b="0"/>
+            <wp:docPr id="6" name="Picture 6"/>
+            <wp:cNvGraphicFramePr>
+              <a:graphicFrameLocks xmlns:a="http://schemas.openxmlformats.org/drawingml/2006/main" noChangeAspect="1"/>
+            </wp:cNvGraphicFramePr>
+            <a:graphic xmlns:a="http://schemas.openxmlformats.org/drawingml/2006/main">
+              <a:graphicData uri="http://schemas.openxmlformats.org/drawingml/2006/picture">
+                <pic:pic xmlns:pic="http://schemas.openxmlformats.org/drawingml/2006/picture">
+                  <pic:nvPicPr>
+                    <pic:cNvPr id="6" name="gcd.png"/>
+                    <pic:cNvPicPr/>
+                  </pic:nvPicPr>
+                  <pic:blipFill>
+                    <a:blip r:embed="rId9">
+                      <a:extLst>
+                        <a:ext uri="{28A0092B-C50C-407E-A947-70E740481C1C}">
+                          <a14:useLocalDpi xmlns:a14="http://schemas.microsoft.com/office/drawing/2010/main" val="0"/>
+                        </a:ext>
+                      </a:extLst>
+                    </a:blip>
+                    <a:stretch>
+                      <a:fillRect/>
+                    </a:stretch>
+                  </pic:blipFill>
+                  <pic:spPr>
+                    <a:xfrm>
+                      <a:off x="0" y="0"/>
+                      <a:ext cx="4582164" cy="1333686"/>
+                    </a:xfrm>
+                    <a:prstGeom prst="rect">
+                      <a:avLst/>
+                    </a:prstGeom>
+                  </pic:spPr>
+                </pic:pic>
+              </a:graphicData>
+            </a:graphic>
+          </wp:inline>
+        </w:drawing>
+      </w:r>
+    </w:p>
+    <w:p/>
+    <w:p>
+      <w:pPr>
+        <w:tabs>
+          <w:tab w:val="left" w:pos="1005"/>
+        </w:tabs>
+      </w:pPr>
+      <w:r>
+        <w:tab/>
+      </w:r>
+      <w:r>
+        <w:t>//linear search</w:t>
+      </w:r>
+    </w:p>
+    <w:p>
+      <w:pPr>
+        <w:tabs>
+          <w:tab w:val="left" w:pos="1005"/>
+        </w:tabs>
+      </w:pPr>
+      <w:r>
+        <w:t>#include &lt;</w:t>
+      </w:r>
+      <w:proofErr w:type="spellStart"/>
+      <w:r>
+        <w:t>iostream</w:t>
+      </w:r>
+      <w:proofErr w:type="spellEnd"/>
+      <w:r>
+        <w:t>&gt;</w:t>
+      </w:r>
+    </w:p>
+    <w:p>
+      <w:pPr>
+        <w:tabs>
+          <w:tab w:val="left" w:pos="1005"/>
+        </w:tabs>
+      </w:pPr>
+      <w:r>
+        <w:t xml:space="preserve">using namespace </w:t>
+      </w:r>
+      <w:proofErr w:type="spellStart"/>
+      <w:r>
+        <w:t>std</w:t>
+      </w:r>
+      <w:proofErr w:type="spellEnd"/>
+      <w:r>
+        <w:t>;</w:t>
+      </w:r>
+    </w:p>
+    <w:p>
+      <w:pPr>
+        <w:tabs>
+          <w:tab w:val="left" w:pos="1005"/>
+        </w:tabs>
+      </w:pPr>
+    </w:p>
+    <w:p>
+      <w:pPr>
+        <w:tabs>
+          <w:tab w:val="left" w:pos="1005"/>
+        </w:tabs>
+      </w:pPr>
+      <w:proofErr w:type="spellStart"/>
+      <w:r>
+        <w:t>int</w:t>
+      </w:r>
+      <w:proofErr w:type="spellEnd"/>
+      <w:r>
+        <w:t xml:space="preserve"> </w:t>
+      </w:r>
+      <w:proofErr w:type="spellStart"/>
+      <w:proofErr w:type="gramStart"/>
+      <w:r>
+        <w:t>linearSearch</w:t>
+      </w:r>
+      <w:proofErr w:type="spellEnd"/>
+      <w:r>
+        <w:t>(</w:t>
+      </w:r>
+      <w:proofErr w:type="spellStart"/>
+      <w:proofErr w:type="gramEnd"/>
+      <w:r>
+        <w:t>int</w:t>
+      </w:r>
+      <w:proofErr w:type="spellEnd"/>
+      <w:r>
+        <w:t xml:space="preserve"> </w:t>
+      </w:r>
+      <w:proofErr w:type="spellStart"/>
+      <w:r>
+        <w:t>arr</w:t>
+      </w:r>
+      <w:proofErr w:type="spellEnd"/>
+      <w:r>
+        <w:t xml:space="preserve">[], </w:t>
+      </w:r>
+      <w:proofErr w:type="spellStart"/>
+      <w:r>
+        <w:t>int</w:t>
+      </w:r>
+      <w:proofErr w:type="spellEnd"/>
+      <w:r>
+        <w:t xml:space="preserve"> n, </w:t>
+      </w:r>
+      <w:proofErr w:type="spellStart"/>
+      <w:r>
+        <w:t>int</w:t>
+      </w:r>
+      <w:proofErr w:type="spellEnd"/>
+      <w:r>
+        <w:t xml:space="preserve"> key) {</w:t>
+      </w:r>
+    </w:p>
+    <w:p>
+      <w:pPr>
+        <w:tabs>
+          <w:tab w:val="left" w:pos="1005"/>
+        </w:tabs>
+      </w:pPr>
+      <w:r>
+        <w:t xml:space="preserve">    for (</w:t>
+      </w:r>
+      <w:proofErr w:type="spellStart"/>
+      <w:r>
+        <w:t>int</w:t>
+      </w:r>
+      <w:proofErr w:type="spellEnd"/>
+      <w:r>
+        <w:t xml:space="preserve"> </w:t>
+      </w:r>
+      <w:proofErr w:type="spellStart"/>
+      <w:r>
+        <w:t>i</w:t>
+      </w:r>
+      <w:proofErr w:type="spellEnd"/>
+      <w:r>
+        <w:t xml:space="preserve"> = 0; </w:t>
+      </w:r>
+      <w:proofErr w:type="spellStart"/>
+      <w:r>
+        <w:t>i</w:t>
+      </w:r>
+      <w:proofErr w:type="spellEnd"/>
+      <w:r>
+        <w:t xml:space="preserve"> &lt; n; </w:t>
+      </w:r>
+      <w:proofErr w:type="spellStart"/>
+      <w:r>
+        <w:t>i</w:t>
+      </w:r>
+      <w:proofErr w:type="spellEnd"/>
+      <w:r>
+        <w:t>++) {</w:t>
+      </w:r>
+    </w:p>
+    <w:p>
+      <w:pPr>
+        <w:tabs>
+          <w:tab w:val="left" w:pos="1005"/>
+        </w:tabs>
+      </w:pPr>
+      <w:r>
+        <w:t xml:space="preserve">        if (</w:t>
+      </w:r>
+      <w:proofErr w:type="spellStart"/>
+      <w:r>
+        <w:t>arr</w:t>
+      </w:r>
+      <w:proofErr w:type="spellEnd"/>
+      <w:r>
+        <w:t>[</w:t>
+      </w:r>
+      <w:proofErr w:type="spellStart"/>
+      <w:r>
+        <w:t>i</w:t>
+      </w:r>
+      <w:proofErr w:type="spellEnd"/>
+      <w:r>
+        <w:t>] == key)</w:t>
+      </w:r>
+    </w:p>
+    <w:p>
+      <w:pPr>
+        <w:tabs>
+          <w:tab w:val="left" w:pos="1005"/>
+        </w:tabs>
+      </w:pPr>
+      <w:r>
+        <w:t xml:space="preserve">            return </w:t>
+      </w:r>
+      <w:proofErr w:type="spellStart"/>
+      <w:proofErr w:type="gramStart"/>
+      <w:r>
+        <w:t>i</w:t>
+      </w:r>
+      <w:proofErr w:type="spellEnd"/>
+      <w:r>
+        <w:t xml:space="preserve">;   </w:t>
+      </w:r>
+      <w:proofErr w:type="gramEnd"/>
+      <w:r>
+        <w:t>// element found</w:t>
+      </w:r>
+    </w:p>
+    <w:p>
+      <w:pPr>
+        <w:tabs>
+          <w:tab w:val="left" w:pos="1005"/>
+        </w:tabs>
+      </w:pPr>
+      <w:r>
+        <w:t xml:space="preserve">    }</w:t>
+      </w:r>
+    </w:p>
+    <w:p>
+      <w:pPr>
+        <w:tabs>
+          <w:tab w:val="left" w:pos="1005"/>
+        </w:tabs>
+      </w:pPr>
+      <w:r>
+        <w:t xml:space="preserve">    return -</w:t>
+      </w:r>
+      <w:proofErr w:type="gramStart"/>
+      <w:r>
+        <w:t xml:space="preserve">1;   </w:t>
+      </w:r>
+      <w:proofErr w:type="gramEnd"/>
+      <w:r>
+        <w:t xml:space="preserve">       // element not found</w:t>
+      </w:r>
+    </w:p>
+    <w:p>
+      <w:pPr>
+        <w:tabs>
+          <w:tab w:val="left" w:pos="1005"/>
+        </w:tabs>
+      </w:pPr>
+      <w:r>
+        <w:t>}</w:t>
+      </w:r>
+    </w:p>
+    <w:p>
+      <w:pPr>
+        <w:tabs>
+          <w:tab w:val="left" w:pos="1005"/>
+        </w:tabs>
+      </w:pPr>
+    </w:p>
+    <w:p>
+      <w:pPr>
+        <w:tabs>
+          <w:tab w:val="left" w:pos="1005"/>
+        </w:tabs>
+      </w:pPr>
+      <w:proofErr w:type="spellStart"/>
+      <w:r>
+        <w:t>int</w:t>
+      </w:r>
+      <w:proofErr w:type="spellEnd"/>
+      <w:r>
+        <w:t xml:space="preserve"> </w:t>
+      </w:r>
+      <w:proofErr w:type="gramStart"/>
+      <w:r>
+        <w:t>main(</w:t>
+      </w:r>
+      <w:proofErr w:type="gramEnd"/>
+      <w:r>
+        <w:t>) {</w:t>
+      </w:r>
+    </w:p>
+    <w:p>
+      <w:pPr>
+        <w:tabs>
+          <w:tab w:val="left" w:pos="1005"/>
+        </w:tabs>
+      </w:pPr>
+      <w:r>
+        <w:t xml:space="preserve">    </w:t>
+      </w:r>
+      <w:proofErr w:type="spellStart"/>
+      <w:r>
+        <w:t>int</w:t>
+      </w:r>
+      <w:proofErr w:type="spellEnd"/>
+      <w:r>
+        <w:t xml:space="preserve"> n, key;</w:t>
+      </w:r>
+    </w:p>
+    <w:p>
+      <w:pPr>
+        <w:tabs>
+          <w:tab w:val="left" w:pos="1005"/>
+        </w:tabs>
+      </w:pPr>
+      <w:r>
+        <w:t xml:space="preserve">    </w:t>
+      </w:r>
+      <w:proofErr w:type="spellStart"/>
+      <w:r>
+        <w:t>cout</w:t>
+      </w:r>
+      <w:proofErr w:type="spellEnd"/>
+      <w:r>
+        <w:t xml:space="preserve"> &lt;&lt; "Enter number of elements: ";</w:t>
+      </w:r>
+    </w:p>
+    <w:p>
+      <w:pPr>
+        <w:tabs>
+          <w:tab w:val="left" w:pos="1005"/>
+        </w:tabs>
+      </w:pPr>
+      <w:r>
+        <w:t xml:space="preserve">    </w:t>
+      </w:r>
+      <w:proofErr w:type="spellStart"/>
+      <w:r>
+        <w:t>cin</w:t>
+      </w:r>
+      <w:proofErr w:type="spellEnd"/>
+      <w:r>
+        <w:t xml:space="preserve"> &gt;&gt; n;</w:t>
+      </w:r>
+    </w:p>
+    <w:p>
+      <w:pPr>
+        <w:tabs>
+          <w:tab w:val="left" w:pos="1005"/>
+        </w:tabs>
+      </w:pPr>
+    </w:p>
+    <w:p>
+      <w:pPr>
+        <w:tabs>
+          <w:tab w:val="left" w:pos="1005"/>
+        </w:tabs>
+      </w:pPr>
+      <w:r>
+        <w:t xml:space="preserve">    </w:t>
+      </w:r>
+      <w:proofErr w:type="spellStart"/>
+      <w:r>
+        <w:t>int</w:t>
+      </w:r>
+      <w:proofErr w:type="spellEnd"/>
+      <w:r>
+        <w:t xml:space="preserve"> </w:t>
+      </w:r>
+      <w:proofErr w:type="spellStart"/>
+      <w:r>
+        <w:t>arr</w:t>
+      </w:r>
+      <w:proofErr w:type="spellEnd"/>
+      <w:r>
+        <w:t>[n];</w:t>
+      </w:r>
+    </w:p>
+    <w:p>
+      <w:pPr>
+        <w:tabs>
+          <w:tab w:val="left" w:pos="1005"/>
+        </w:tabs>
+      </w:pPr>
+      <w:r>
+        <w:t xml:space="preserve">    </w:t>
+      </w:r>
+      <w:proofErr w:type="spellStart"/>
+      <w:r>
+        <w:t>cout</w:t>
+      </w:r>
+      <w:proofErr w:type="spellEnd"/>
+      <w:r>
+        <w:t xml:space="preserve"> &lt;&lt; "Enter elements:\n";</w:t>
+      </w:r>
+    </w:p>
+    <w:p>
+      <w:pPr>
+        <w:tabs>
+          <w:tab w:val="left" w:pos="1005"/>
+        </w:tabs>
+      </w:pPr>
+      <w:r>
+        <w:t xml:space="preserve">    for (</w:t>
+      </w:r>
+      <w:proofErr w:type="spellStart"/>
+      <w:r>
+        <w:t>int</w:t>
+      </w:r>
+      <w:proofErr w:type="spellEnd"/>
+      <w:r>
+        <w:t xml:space="preserve"> </w:t>
+      </w:r>
+      <w:proofErr w:type="spellStart"/>
+      <w:r>
+        <w:t>i</w:t>
+      </w:r>
+      <w:proofErr w:type="spellEnd"/>
+      <w:r>
+        <w:t xml:space="preserve"> = 0; </w:t>
+      </w:r>
+      <w:proofErr w:type="spellStart"/>
+      <w:r>
+        <w:t>i</w:t>
+      </w:r>
+      <w:proofErr w:type="spellEnd"/>
+      <w:r>
+        <w:t xml:space="preserve"> &lt; n; </w:t>
+      </w:r>
+      <w:proofErr w:type="spellStart"/>
+      <w:r>
+        <w:t>i</w:t>
+      </w:r>
+      <w:proofErr w:type="spellEnd"/>
+      <w:r>
+        <w:t>++)</w:t>
+      </w:r>
+    </w:p>
+    <w:p>
+      <w:pPr>
+        <w:tabs>
+          <w:tab w:val="left" w:pos="1005"/>
+        </w:tabs>
+      </w:pPr>
+      <w:r>
+        <w:t xml:space="preserve">        </w:t>
+      </w:r>
+      <w:proofErr w:type="spellStart"/>
+      <w:r>
+        <w:t>cin</w:t>
+      </w:r>
+      <w:proofErr w:type="spellEnd"/>
+      <w:r>
+        <w:t xml:space="preserve"> &gt;&gt; </w:t>
+      </w:r>
+      <w:proofErr w:type="spellStart"/>
+      <w:r>
+        <w:t>arr</w:t>
+      </w:r>
+      <w:proofErr w:type="spellEnd"/>
+      <w:r>
+        <w:t>[</w:t>
+      </w:r>
+      <w:proofErr w:type="spellStart"/>
+      <w:r>
+        <w:t>i</w:t>
+      </w:r>
+      <w:proofErr w:type="spellEnd"/>
+      <w:r>
+        <w:t>];</w:t>
+      </w:r>
+    </w:p>
+    <w:p>
+      <w:pPr>
+        <w:tabs>
+          <w:tab w:val="left" w:pos="1005"/>
+        </w:tabs>
+      </w:pPr>
+    </w:p>
+    <w:p>
+      <w:pPr>
+        <w:tabs>
+          <w:tab w:val="left" w:pos="1005"/>
+        </w:tabs>
+      </w:pPr>
+      <w:r>
+        <w:t xml:space="preserve">    </w:t>
+      </w:r>
+      <w:proofErr w:type="spellStart"/>
+      <w:r>
+        <w:t>cout</w:t>
+      </w:r>
+      <w:proofErr w:type="spellEnd"/>
+      <w:r>
+        <w:t xml:space="preserve"> &lt;&lt; "Enter element to search: ";</w:t>
+      </w:r>
+    </w:p>
+    <w:p>
+      <w:pPr>
+        <w:tabs>
+          <w:tab w:val="left" w:pos="1005"/>
+        </w:tabs>
+      </w:pPr>
+      <w:r>
+        <w:lastRenderedPageBreak/>
+        <w:t xml:space="preserve">    </w:t>
+      </w:r>
+      <w:proofErr w:type="spellStart"/>
+      <w:r>
+        <w:t>cin</w:t>
+      </w:r>
+      <w:proofErr w:type="spellEnd"/>
+      <w:r>
+        <w:t xml:space="preserve"> &gt;&gt; key;</w:t>
+      </w:r>
+    </w:p>
+    <w:p>
+      <w:pPr>
+        <w:tabs>
+          <w:tab w:val="left" w:pos="1005"/>
+        </w:tabs>
+      </w:pPr>
+    </w:p>
+    <w:p>
+      <w:pPr>
+        <w:tabs>
+          <w:tab w:val="left" w:pos="1005"/>
+        </w:tabs>
+      </w:pPr>
+      <w:r>
+        <w:t xml:space="preserve">    </w:t>
+      </w:r>
+      <w:proofErr w:type="spellStart"/>
+      <w:r>
+        <w:t>int</w:t>
+      </w:r>
+      <w:proofErr w:type="spellEnd"/>
+      <w:r>
+        <w:t xml:space="preserve"> result = </w:t>
+      </w:r>
+      <w:proofErr w:type="spellStart"/>
+      <w:proofErr w:type="gramStart"/>
+      <w:r>
+        <w:t>linearSearch</w:t>
+      </w:r>
+      <w:proofErr w:type="spellEnd"/>
+      <w:r>
+        <w:t>(</w:t>
+      </w:r>
+      <w:proofErr w:type="spellStart"/>
+      <w:proofErr w:type="gramEnd"/>
+      <w:r>
+        <w:t>arr</w:t>
+      </w:r>
+      <w:proofErr w:type="spellEnd"/>
+      <w:r>
+        <w:t>, n, key);</w:t>
+      </w:r>
+    </w:p>
+    <w:p>
+      <w:pPr>
+        <w:tabs>
+          <w:tab w:val="left" w:pos="1005"/>
+        </w:tabs>
+      </w:pPr>
+    </w:p>
+    <w:p>
+      <w:pPr>
+        <w:tabs>
+          <w:tab w:val="left" w:pos="1005"/>
+        </w:tabs>
+      </w:pPr>
+      <w:r>
+        <w:t xml:space="preserve">    if (</w:t>
+      </w:r>
+      <w:proofErr w:type="gramStart"/>
+      <w:r>
+        <w:t>result !</w:t>
+      </w:r>
+      <w:proofErr w:type="gramEnd"/>
+      <w:r>
+        <w:t>= -1)</w:t>
+      </w:r>
+    </w:p>
+    <w:p>
+      <w:pPr>
+        <w:tabs>
+          <w:tab w:val="left" w:pos="1005"/>
+        </w:tabs>
+      </w:pPr>
+      <w:r>
+        <w:t xml:space="preserve">        </w:t>
+      </w:r>
+      <w:proofErr w:type="spellStart"/>
+      <w:r>
+        <w:t>cout</w:t>
+      </w:r>
+      <w:proofErr w:type="spellEnd"/>
+      <w:r>
+        <w:t xml:space="preserve"> &lt;&lt; "Element found at index " &lt;&lt; result &lt;&lt; </w:t>
+      </w:r>
+      <w:proofErr w:type="spellStart"/>
+      <w:r>
+        <w:t>endl</w:t>
+      </w:r>
+      <w:proofErr w:type="spellEnd"/>
+      <w:r>
+        <w:t>;</w:t>
+      </w:r>
+    </w:p>
+    <w:p>
+      <w:pPr>
+        <w:tabs>
+          <w:tab w:val="left" w:pos="1005"/>
+        </w:tabs>
+      </w:pPr>
+      <w:r>
+        <w:t xml:space="preserve">    else</w:t>
+      </w:r>
+    </w:p>
+    <w:p>
+      <w:pPr>
+        <w:tabs>
+          <w:tab w:val="left" w:pos="1005"/>
+        </w:tabs>
+      </w:pPr>
+      <w:r>
+        <w:t xml:space="preserve">        </w:t>
+      </w:r>
+      <w:proofErr w:type="spellStart"/>
+      <w:r>
+        <w:t>cout</w:t>
+      </w:r>
+      <w:proofErr w:type="spellEnd"/>
+      <w:r>
+        <w:t xml:space="preserve"> &lt;&lt; "Element not found" &lt;&lt; </w:t>
+      </w:r>
+      <w:proofErr w:type="spellStart"/>
+      <w:r>
+        <w:t>endl</w:t>
+      </w:r>
+      <w:proofErr w:type="spellEnd"/>
+      <w:r>
+        <w:t>;</w:t>
+      </w:r>
+    </w:p>
+    <w:p>
+      <w:pPr>
+        <w:tabs>
+          <w:tab w:val="left" w:pos="1005"/>
+        </w:tabs>
+      </w:pPr>
+    </w:p>
+    <w:p>
+      <w:pPr>
+        <w:tabs>
+          <w:tab w:val="left" w:pos="1005"/>
+        </w:tabs>
+      </w:pPr>
+      <w:r>
+        <w:t xml:space="preserve">    return 0;</w:t>
+      </w:r>
+    </w:p>
+    <w:p>
+      <w:pPr>
+        <w:tabs>
+          <w:tab w:val="left" w:pos="1005"/>
+        </w:tabs>
+      </w:pPr>
+      <w:r>
+        <w:t>}</w:t>
+      </w:r>
+      <w:r>
+        <w:rPr>
+          <w:noProof/>
+        </w:rPr>
+        <w:drawing>
+          <wp:inline distT="0" distB="0" distL="0" distR="0" wp14:anchorId="78BEEBF1" wp14:editId="4F6E6C45">
+            <wp:extent cx="4439270" cy="1857634"/>
+            <wp:effectExtent l="0" t="0" r="0" b="9525"/>
+            <wp:docPr id="7" name="Picture 7"/>
+            <wp:cNvGraphicFramePr>
+              <a:graphicFrameLocks xmlns:a="http://schemas.openxmlformats.org/drawingml/2006/main" noChangeAspect="1"/>
+            </wp:cNvGraphicFramePr>
+            <a:graphic xmlns:a="http://schemas.openxmlformats.org/drawingml/2006/main">
+              <a:graphicData uri="http://schemas.openxmlformats.org/drawingml/2006/picture">
+                <pic:pic xmlns:pic="http://schemas.openxmlformats.org/drawingml/2006/picture">
+                  <pic:nvPicPr>
+                    <pic:cNvPr id="7" name="linear.png"/>
+                    <pic:cNvPicPr/>
+                  </pic:nvPicPr>
+                  <pic:blipFill>
+                    <a:blip r:embed="rId10">
+                      <a:extLst>
+                        <a:ext uri="{28A0092B-C50C-407E-A947-70E740481C1C}">
+                          <a14:useLocalDpi xmlns:a14="http://schemas.microsoft.com/office/drawing/2010/main" val="0"/>
+                        </a:ext>
+                      </a:extLst>
+                    </a:blip>
+                    <a:stretch>
+                      <a:fillRect/>
+                    </a:stretch>
+                  </pic:blipFill>
+                  <pic:spPr>
+                    <a:xfrm>
+                      <a:off x="0" y="0"/>
+                      <a:ext cx="4439270" cy="1857634"/>
+                    </a:xfrm>
+                    <a:prstGeom prst="rect">
+                      <a:avLst/>
+                    </a:prstGeom>
+                  </pic:spPr>
+                </pic:pic>
+              </a:graphicData>
+            </a:graphic>
+          </wp:inline>
+        </w:drawing>
+      </w:r>
+    </w:p>
+    <w:p>
+      <w:pPr>
+        <w:tabs>
+          <w:tab w:val="left" w:pos="1005"/>
+        </w:tabs>
+      </w:pPr>
+      <w:r>
+        <w:t>// iterative binary search</w:t>
+      </w:r>
+    </w:p>
+    <w:p>
+      <w:pPr>
+        <w:tabs>
+          <w:tab w:val="left" w:pos="1005"/>
+        </w:tabs>
+      </w:pPr>
+      <w:r>
+        <w:t>#include &lt;</w:t>
+      </w:r>
+      <w:proofErr w:type="spellStart"/>
+      <w:r>
+        <w:t>iostream</w:t>
+      </w:r>
+      <w:proofErr w:type="spellEnd"/>
+      <w:r>
+        <w:t>&gt;</w:t>
+      </w:r>
+    </w:p>
+    <w:p>
+      <w:pPr>
+        <w:tabs>
+          <w:tab w:val="left" w:pos="1005"/>
+        </w:tabs>
+      </w:pPr>
+      <w:r>
+        <w:t xml:space="preserve">using namespace </w:t>
+      </w:r>
+      <w:proofErr w:type="spellStart"/>
+      <w:r>
+        <w:t>std</w:t>
+      </w:r>
+      <w:proofErr w:type="spellEnd"/>
+      <w:r>
+        <w:t>;</w:t>
+      </w:r>
+    </w:p>
+    <w:p>
+      <w:pPr>
+        <w:tabs>
+          <w:tab w:val="left" w:pos="1005"/>
+        </w:tabs>
+      </w:pPr>
+    </w:p>
+    <w:p>
+      <w:pPr>
+        <w:tabs>
+          <w:tab w:val="left" w:pos="1005"/>
+        </w:tabs>
+      </w:pPr>
+      <w:proofErr w:type="spellStart"/>
+      <w:r>
+        <w:t>int</w:t>
+      </w:r>
+      <w:proofErr w:type="spellEnd"/>
+      <w:r>
+        <w:t xml:space="preserve"> </w:t>
+      </w:r>
+      <w:proofErr w:type="spellStart"/>
+      <w:proofErr w:type="gramStart"/>
+      <w:r>
+        <w:t>binarySearchIterative</w:t>
+      </w:r>
+      <w:proofErr w:type="spellEnd"/>
+      <w:r>
+        <w:t>(</w:t>
+      </w:r>
+      <w:proofErr w:type="spellStart"/>
+      <w:proofErr w:type="gramEnd"/>
+      <w:r>
+        <w:t>int</w:t>
+      </w:r>
+      <w:proofErr w:type="spellEnd"/>
+      <w:r>
+        <w:t xml:space="preserve"> </w:t>
+      </w:r>
+      <w:proofErr w:type="spellStart"/>
+      <w:r>
+        <w:t>arr</w:t>
+      </w:r>
+      <w:proofErr w:type="spellEnd"/>
+      <w:r>
+        <w:t xml:space="preserve">[], </w:t>
+      </w:r>
+      <w:proofErr w:type="spellStart"/>
+      <w:r>
+        <w:t>int</w:t>
+      </w:r>
+      <w:proofErr w:type="spellEnd"/>
+      <w:r>
+        <w:t xml:space="preserve"> n, </w:t>
+      </w:r>
+      <w:proofErr w:type="spellStart"/>
+      <w:r>
+        <w:t>int</w:t>
+      </w:r>
+      <w:proofErr w:type="spellEnd"/>
+      <w:r>
+        <w:t xml:space="preserve"> key) {</w:t>
+      </w:r>
+    </w:p>
+    <w:p>
+      <w:pPr>
+        <w:tabs>
+          <w:tab w:val="left" w:pos="1005"/>
+        </w:tabs>
+      </w:pPr>
+      <w:r>
+        <w:t xml:space="preserve">    </w:t>
+      </w:r>
+      <w:proofErr w:type="spellStart"/>
+      <w:r>
+        <w:t>int</w:t>
+      </w:r>
+      <w:proofErr w:type="spellEnd"/>
+      <w:r>
+        <w:t xml:space="preserve"> low = 0, high = n - 1;</w:t>
+      </w:r>
+    </w:p>
+    <w:p>
+      <w:pPr>
+        <w:tabs>
+          <w:tab w:val="left" w:pos="1005"/>
+        </w:tabs>
+      </w:pPr>
+    </w:p>
+    <w:p>
+      <w:pPr>
+        <w:tabs>
+          <w:tab w:val="left" w:pos="1005"/>
+        </w:tabs>
+      </w:pPr>
+      <w:r>
+        <w:t xml:space="preserve">    while (low &lt;= high) {</w:t>
+      </w:r>
+    </w:p>
+    <w:p>
+      <w:pPr>
+        <w:tabs>
+          <w:tab w:val="left" w:pos="1005"/>
+        </w:tabs>
+      </w:pPr>
+      <w:r>
+        <w:t xml:space="preserve">        </w:t>
+      </w:r>
+      <w:proofErr w:type="spellStart"/>
+      <w:r>
+        <w:t>int</w:t>
+      </w:r>
+      <w:proofErr w:type="spellEnd"/>
+      <w:r>
+        <w:t xml:space="preserve"> mid = low + (high - low) / 2;</w:t>
+      </w:r>
+    </w:p>
+    <w:p>
+      <w:pPr>
+        <w:tabs>
+          <w:tab w:val="left" w:pos="1005"/>
+        </w:tabs>
+      </w:pPr>
+    </w:p>
+    <w:p>
+      <w:pPr>
+        <w:tabs>
+          <w:tab w:val="left" w:pos="1005"/>
+        </w:tabs>
+      </w:pPr>
+      <w:r>
+        <w:t xml:space="preserve">        if (</w:t>
+      </w:r>
+      <w:proofErr w:type="spellStart"/>
+      <w:r>
+        <w:t>arr</w:t>
+      </w:r>
+      <w:proofErr w:type="spellEnd"/>
+      <w:r>
+        <w:t>[mid] == key)</w:t>
+      </w:r>
+    </w:p>
+    <w:p>
+      <w:pPr>
+        <w:tabs>
+          <w:tab w:val="left" w:pos="1005"/>
+        </w:tabs>
+      </w:pPr>
+      <w:r>
+        <w:t xml:space="preserve">            return mid;</w:t>
+      </w:r>
+    </w:p>
+    <w:p>
+      <w:pPr>
+        <w:tabs>
+          <w:tab w:val="left" w:pos="1005"/>
+        </w:tabs>
+      </w:pPr>
+      <w:r>
+        <w:lastRenderedPageBreak/>
+        <w:t xml:space="preserve">        else if (</w:t>
+      </w:r>
+      <w:proofErr w:type="spellStart"/>
+      <w:r>
+        <w:t>arr</w:t>
+      </w:r>
+      <w:proofErr w:type="spellEnd"/>
+      <w:r>
+        <w:t>[mid] &lt; key)</w:t>
+      </w:r>
+    </w:p>
+    <w:p>
+      <w:pPr>
+        <w:tabs>
+          <w:tab w:val="left" w:pos="1005"/>
+        </w:tabs>
+      </w:pPr>
+      <w:r>
+        <w:t xml:space="preserve">            low = mid + 1;</w:t>
+      </w:r>
+    </w:p>
+    <w:p>
+      <w:pPr>
+        <w:tabs>
+          <w:tab w:val="left" w:pos="1005"/>
+        </w:tabs>
+      </w:pPr>
+      <w:r>
+        <w:t xml:space="preserve">        else</w:t>
+      </w:r>
+    </w:p>
+    <w:p>
+      <w:pPr>
+        <w:tabs>
+          <w:tab w:val="left" w:pos="1005"/>
+        </w:tabs>
+      </w:pPr>
+      <w:r>
+        <w:t xml:space="preserve">            high = mid - 1;</w:t>
+      </w:r>
+    </w:p>
+    <w:p>
+      <w:pPr>
+        <w:tabs>
+          <w:tab w:val="left" w:pos="1005"/>
+        </w:tabs>
+      </w:pPr>
+      <w:r>
+        <w:t xml:space="preserve">    }</w:t>
+      </w:r>
+    </w:p>
+    <w:p>
+      <w:pPr>
+        <w:tabs>
+          <w:tab w:val="left" w:pos="1005"/>
+        </w:tabs>
+      </w:pPr>
+      <w:r>
+        <w:t xml:space="preserve">    return -</w:t>
+      </w:r>
+      <w:proofErr w:type="gramStart"/>
+      <w:r>
+        <w:t xml:space="preserve">1;   </w:t>
+      </w:r>
+      <w:proofErr w:type="gramEnd"/>
+      <w:r>
+        <w:t>// not found</w:t>
+      </w:r>
+    </w:p>
+    <w:p>
+      <w:pPr>
+        <w:tabs>
+          <w:tab w:val="left" w:pos="1005"/>
+        </w:tabs>
+      </w:pPr>
+      <w:r>
+        <w:t>}</w:t>
+      </w:r>
+    </w:p>
+    <w:p>
+      <w:pPr>
+        <w:tabs>
+          <w:tab w:val="left" w:pos="1005"/>
+        </w:tabs>
+      </w:pPr>
+    </w:p>
+    <w:p>
+      <w:pPr>
+        <w:tabs>
+          <w:tab w:val="left" w:pos="1005"/>
+        </w:tabs>
+      </w:pPr>
+      <w:proofErr w:type="spellStart"/>
+      <w:r>
+        <w:t>int</w:t>
+      </w:r>
+      <w:proofErr w:type="spellEnd"/>
+      <w:r>
+        <w:t xml:space="preserve"> </w:t>
+      </w:r>
+      <w:proofErr w:type="gramStart"/>
+      <w:r>
+        <w:t>main(</w:t>
+      </w:r>
+      <w:proofErr w:type="gramEnd"/>
+      <w:r>
+        <w:t>) {</w:t>
+      </w:r>
+    </w:p>
+    <w:p>
+      <w:pPr>
+        <w:tabs>
+          <w:tab w:val="left" w:pos="1005"/>
+        </w:tabs>
+      </w:pPr>
+      <w:r>
+        <w:t xml:space="preserve">    </w:t>
+      </w:r>
+      <w:proofErr w:type="spellStart"/>
+      <w:r>
+        <w:t>int</w:t>
+      </w:r>
+      <w:proofErr w:type="spellEnd"/>
+      <w:r>
+        <w:t xml:space="preserve"> n, key;</w:t>
+      </w:r>
+    </w:p>
+    <w:p>
+      <w:pPr>
+        <w:tabs>
+          <w:tab w:val="left" w:pos="1005"/>
+        </w:tabs>
+      </w:pPr>
+      <w:r>
+        <w:t xml:space="preserve">    </w:t>
+      </w:r>
+      <w:proofErr w:type="spellStart"/>
+      <w:r>
+        <w:t>cout</w:t>
+      </w:r>
+      <w:proofErr w:type="spellEnd"/>
+      <w:r>
+        <w:t xml:space="preserve"> &lt;&lt; "Enter number of elements: ";</w:t>
+      </w:r>
+    </w:p>
+    <w:p>
+      <w:pPr>
+        <w:tabs>
+          <w:tab w:val="left" w:pos="1005"/>
+        </w:tabs>
+      </w:pPr>
+      <w:r>
+        <w:t xml:space="preserve">    </w:t>
+      </w:r>
+      <w:proofErr w:type="spellStart"/>
+      <w:r>
+        <w:t>cin</w:t>
+      </w:r>
+      <w:proofErr w:type="spellEnd"/>
+      <w:r>
+        <w:t xml:space="preserve"> &gt;&gt; n;</w:t>
+      </w:r>
+    </w:p>
+    <w:p>
+      <w:pPr>
+        <w:tabs>
+          <w:tab w:val="left" w:pos="1005"/>
+        </w:tabs>
+      </w:pPr>
+    </w:p>
+    <w:p>
+      <w:pPr>
+        <w:tabs>
+          <w:tab w:val="left" w:pos="1005"/>
+        </w:tabs>
+      </w:pPr>
+      <w:r>
+        <w:t xml:space="preserve">    </w:t>
+      </w:r>
+      <w:proofErr w:type="spellStart"/>
+      <w:r>
+        <w:t>int</w:t>
+      </w:r>
+      <w:proofErr w:type="spellEnd"/>
+      <w:r>
+        <w:t xml:space="preserve"> </w:t>
+      </w:r>
+      <w:proofErr w:type="spellStart"/>
+      <w:r>
+        <w:t>arr</w:t>
+      </w:r>
+      <w:proofErr w:type="spellEnd"/>
+      <w:r>
+        <w:t>[n];</w:t>
+      </w:r>
+    </w:p>
+    <w:p>
+      <w:pPr>
+        <w:tabs>
+          <w:tab w:val="left" w:pos="1005"/>
+        </w:tabs>
+      </w:pPr>
+      <w:r>
+        <w:t xml:space="preserve">    </w:t>
+      </w:r>
+      <w:proofErr w:type="spellStart"/>
+      <w:r>
+        <w:t>cout</w:t>
+      </w:r>
+      <w:proofErr w:type="spellEnd"/>
+      <w:r>
+        <w:t xml:space="preserve"> &lt;&lt; "Enter sorted elements:\n";</w:t>
+      </w:r>
+    </w:p>
+    <w:p>
+      <w:pPr>
+        <w:tabs>
+          <w:tab w:val="left" w:pos="1005"/>
+        </w:tabs>
+      </w:pPr>
+      <w:r>
+        <w:t xml:space="preserve">    for (</w:t>
+      </w:r>
+      <w:proofErr w:type="spellStart"/>
+      <w:r>
+        <w:t>int</w:t>
+      </w:r>
+      <w:proofErr w:type="spellEnd"/>
+      <w:r>
+        <w:t xml:space="preserve"> </w:t>
+      </w:r>
+      <w:proofErr w:type="spellStart"/>
+      <w:r>
+        <w:t>i</w:t>
+      </w:r>
+      <w:proofErr w:type="spellEnd"/>
+      <w:r>
+        <w:t xml:space="preserve"> = 0; </w:t>
+      </w:r>
+      <w:proofErr w:type="spellStart"/>
+      <w:r>
+        <w:t>i</w:t>
+      </w:r>
+      <w:proofErr w:type="spellEnd"/>
+      <w:r>
+        <w:t xml:space="preserve"> &lt; n; </w:t>
+      </w:r>
+      <w:proofErr w:type="spellStart"/>
+      <w:r>
+        <w:t>i</w:t>
+      </w:r>
+      <w:proofErr w:type="spellEnd"/>
+      <w:r>
+        <w:t>++)</w:t>
+      </w:r>
+    </w:p>
+    <w:p>
+      <w:pPr>
+        <w:tabs>
+          <w:tab w:val="left" w:pos="1005"/>
+        </w:tabs>
+      </w:pPr>
+      <w:r>
+        <w:t xml:space="preserve">        </w:t>
+      </w:r>
+      <w:proofErr w:type="spellStart"/>
+      <w:r>
+        <w:t>cin</w:t>
+      </w:r>
+      <w:proofErr w:type="spellEnd"/>
+      <w:r>
+        <w:t xml:space="preserve"> &gt;&gt; </w:t>
+      </w:r>
+      <w:proofErr w:type="spellStart"/>
+      <w:r>
+        <w:t>arr</w:t>
+      </w:r>
+      <w:proofErr w:type="spellEnd"/>
+      <w:r>
+        <w:t>[</w:t>
+      </w:r>
+      <w:proofErr w:type="spellStart"/>
+      <w:r>
+        <w:t>i</w:t>
+      </w:r>
+      <w:proofErr w:type="spellEnd"/>
+      <w:r>
+        <w:t>];</w:t>
+      </w:r>
+    </w:p>
+    <w:p>
+      <w:pPr>
+        <w:tabs>
+          <w:tab w:val="left" w:pos="1005"/>
+        </w:tabs>
+      </w:pPr>
+    </w:p>
+    <w:p>
+      <w:pPr>
+        <w:tabs>
+          <w:tab w:val="left" w:pos="1005"/>
+        </w:tabs>
+      </w:pPr>
+      <w:r>
+        <w:t xml:space="preserve">    </w:t>
+      </w:r>
+      <w:proofErr w:type="spellStart"/>
+      <w:r>
+        <w:t>cout</w:t>
+      </w:r>
+      <w:proofErr w:type="spellEnd"/>
+      <w:r>
+        <w:t xml:space="preserve"> &lt;&lt; "Enter element to search: ";</w:t>
+      </w:r>
+    </w:p>
+    <w:p>
+      <w:pPr>
+        <w:tabs>
+          <w:tab w:val="left" w:pos="1005"/>
+        </w:tabs>
+      </w:pPr>
+      <w:r>
+        <w:t xml:space="preserve">    </w:t>
+      </w:r>
+      <w:proofErr w:type="spellStart"/>
+      <w:r>
+        <w:t>cin</w:t>
+      </w:r>
+      <w:proofErr w:type="spellEnd"/>
+      <w:r>
+        <w:t xml:space="preserve"> &gt;&gt; key;</w:t>
+      </w:r>
+    </w:p>
+    <w:p>
+      <w:pPr>
+        <w:tabs>
+          <w:tab w:val="left" w:pos="1005"/>
+        </w:tabs>
+      </w:pPr>
+    </w:p>
+    <w:p>
+      <w:pPr>
+        <w:tabs>
+          <w:tab w:val="left" w:pos="1005"/>
+        </w:tabs>
+      </w:pPr>
+      <w:r>
+        <w:t xml:space="preserve">    </w:t>
+      </w:r>
+      <w:proofErr w:type="spellStart"/>
+      <w:r>
+        <w:t>int</w:t>
+      </w:r>
+      <w:proofErr w:type="spellEnd"/>
+      <w:r>
+        <w:t xml:space="preserve"> result = </w:t>
+      </w:r>
+      <w:proofErr w:type="spellStart"/>
+      <w:proofErr w:type="gramStart"/>
+      <w:r>
+        <w:t>binarySearchIterative</w:t>
+      </w:r>
+      <w:proofErr w:type="spellEnd"/>
+      <w:r>
+        <w:t>(</w:t>
+      </w:r>
+      <w:proofErr w:type="spellStart"/>
+      <w:proofErr w:type="gramEnd"/>
+      <w:r>
+        <w:t>arr</w:t>
+      </w:r>
+      <w:proofErr w:type="spellEnd"/>
+      <w:r>
+        <w:t>, n, key);</w:t>
+      </w:r>
+    </w:p>
+    <w:p>
+      <w:pPr>
+        <w:tabs>
+          <w:tab w:val="left" w:pos="1005"/>
+        </w:tabs>
+      </w:pPr>
+    </w:p>
+    <w:p>
+      <w:pPr>
+        <w:tabs>
+          <w:tab w:val="left" w:pos="1005"/>
+        </w:tabs>
+      </w:pPr>
+      <w:r>
+        <w:t xml:space="preserve">    if (</w:t>
+      </w:r>
+      <w:proofErr w:type="gramStart"/>
+      <w:r>
+        <w:t>result !</w:t>
+      </w:r>
+      <w:proofErr w:type="gramEnd"/>
+      <w:r>
+        <w:t>= -1)</w:t>
+      </w:r>
+    </w:p>
+    <w:p>
+      <w:pPr>
+        <w:tabs>
+          <w:tab w:val="left" w:pos="1005"/>
+        </w:tabs>
+      </w:pPr>
+      <w:r>
+        <w:t xml:space="preserve">        </w:t>
+      </w:r>
+      <w:proofErr w:type="spellStart"/>
+      <w:r>
+        <w:t>cout</w:t>
+      </w:r>
+      <w:proofErr w:type="spellEnd"/>
+      <w:r>
+        <w:t xml:space="preserve"> &lt;&lt; "Element found at index " &lt;&lt; result &lt;&lt; </w:t>
+      </w:r>
+      <w:proofErr w:type="spellStart"/>
+      <w:r>
+        <w:t>endl</w:t>
+      </w:r>
+      <w:proofErr w:type="spellEnd"/>
+      <w:r>
+        <w:t>;</w:t>
+      </w:r>
+    </w:p>
+    <w:p>
+      <w:pPr>
+        <w:tabs>
+          <w:tab w:val="left" w:pos="1005"/>
+        </w:tabs>
+      </w:pPr>
+      <w:r>
+        <w:t xml:space="preserve">    else</w:t>
+      </w:r>
+    </w:p>
+    <w:p>
+      <w:pPr>
+        <w:tabs>
+          <w:tab w:val="left" w:pos="1005"/>
+        </w:tabs>
+      </w:pPr>
+      <w:r>
+        <w:t xml:space="preserve">        </w:t>
+      </w:r>
+      <w:proofErr w:type="spellStart"/>
+      <w:r>
+        <w:t>cout</w:t>
+      </w:r>
+      <w:proofErr w:type="spellEnd"/>
+      <w:r>
+        <w:t xml:space="preserve"> &lt;&lt; "Element not found" &lt;&lt; </w:t>
+      </w:r>
+      <w:proofErr w:type="spellStart"/>
+      <w:r>
+        <w:t>endl</w:t>
+      </w:r>
+      <w:proofErr w:type="spellEnd"/>
+      <w:r>
+        <w:t>;</w:t>
+      </w:r>
+    </w:p>
+    <w:p>
+      <w:pPr>
+        <w:tabs>
+          <w:tab w:val="left" w:pos="1005"/>
+        </w:tabs>
+      </w:pPr>
+    </w:p>
+    <w:p>
+      <w:pPr>
+        <w:tabs>
+          <w:tab w:val="left" w:pos="1005"/>
+        </w:tabs>
+      </w:pPr>
+      <w:r>
+        <w:t xml:space="preserve">    return 0;</w:t>
+      </w:r>
+    </w:p>
+    <w:p>
+      <w:pPr>
+        <w:tabs>
+          <w:tab w:val="left" w:pos="1005"/>
+        </w:tabs>
+      </w:pPr>
+      <w:r>
+        <w:lastRenderedPageBreak/>
+        <w:t>}</w:t>
+      </w:r>
+      <w:r>
+        <w:rPr>
+          <w:noProof/>
+        </w:rPr>
+        <w:drawing>
+          <wp:inline distT="0" distB="0" distL="0" distR="0">
+            <wp:extent cx="4620270" cy="1924319"/>
+            <wp:effectExtent l="0" t="0" r="0" b="0"/>
+            <wp:docPr id="8" name="Picture 8"/>
+            <wp:cNvGraphicFramePr>
+              <a:graphicFrameLocks xmlns:a="http://schemas.openxmlformats.org/drawingml/2006/main" noChangeAspect="1"/>
+            </wp:cNvGraphicFramePr>
+            <a:graphic xmlns:a="http://schemas.openxmlformats.org/drawingml/2006/main">
+              <a:graphicData uri="http://schemas.openxmlformats.org/drawingml/2006/picture">
+                <pic:pic xmlns:pic="http://schemas.openxmlformats.org/drawingml/2006/picture">
+                  <pic:nvPicPr>
+                    <pic:cNvPr id="8" name="itbin.png"/>
+                    <pic:cNvPicPr/>
+                  </pic:nvPicPr>
+                  <pic:blipFill>
+                    <a:blip r:embed="rId11">
+                      <a:extLst>
+                        <a:ext uri="{28A0092B-C50C-407E-A947-70E740481C1C}">
+                          <a14:useLocalDpi xmlns:a14="http://schemas.microsoft.com/office/drawing/2010/main" val="0"/>
+                        </a:ext>
+                      </a:extLst>
+                    </a:blip>
+                    <a:stretch>
+                      <a:fillRect/>
+                    </a:stretch>
+                  </pic:blipFill>
+                  <pic:spPr>
+                    <a:xfrm>
+                      <a:off x="0" y="0"/>
+                      <a:ext cx="4620270" cy="1924319"/>
+                    </a:xfrm>
+                    <a:prstGeom prst="rect">
+                      <a:avLst/>
+                    </a:prstGeom>
+                  </pic:spPr>
+                </pic:pic>
+              </a:graphicData>
+            </a:graphic>
+          </wp:inline>
+        </w:drawing>
+      </w:r>
+    </w:p>
+    <w:p/>
+    <w:p>
+      <w:pPr>
+        <w:tabs>
+          <w:tab w:val="left" w:pos="1095"/>
+        </w:tabs>
+      </w:pPr>
+      <w:r>
+        <w:tab/>
+      </w:r>
+      <w:r>
+        <w:t>//recursive binary search</w:t>
+      </w:r>
+    </w:p>
+    <w:p>
+      <w:pPr>
+        <w:tabs>
+          <w:tab w:val="left" w:pos="1095"/>
+        </w:tabs>
+      </w:pPr>
+      <w:r>
+        <w:t>#include &lt;</w:t>
+      </w:r>
+      <w:proofErr w:type="spellStart"/>
+      <w:r>
+        <w:t>iostream</w:t>
+      </w:r>
+      <w:proofErr w:type="spellEnd"/>
+      <w:r>
+        <w:t>&gt;</w:t>
+      </w:r>
+    </w:p>
+    <w:p>
+      <w:pPr>
+        <w:tabs>
+          <w:tab w:val="left" w:pos="1095"/>
+        </w:tabs>
+      </w:pPr>
+      <w:r>
+        <w:t xml:space="preserve">using namespace </w:t>
+      </w:r>
+      <w:proofErr w:type="spellStart"/>
+      <w:r>
+        <w:t>std</w:t>
+      </w:r>
+      <w:proofErr w:type="spellEnd"/>
+      <w:r>
+        <w:t>;</w:t>
+      </w:r>
+    </w:p>
+    <w:p>
+      <w:pPr>
+        <w:tabs>
+          <w:tab w:val="left" w:pos="1095"/>
+        </w:tabs>
+      </w:pPr>
+    </w:p>
+    <w:p>
+      <w:pPr>
+        <w:tabs>
+          <w:tab w:val="left" w:pos="1095"/>
+        </w:tabs>
+      </w:pPr>
+      <w:proofErr w:type="spellStart"/>
+      <w:r>
+        <w:t>int</w:t>
+      </w:r>
+      <w:proofErr w:type="spellEnd"/>
+      <w:r>
+        <w:t xml:space="preserve"> </w:t>
+      </w:r>
+      <w:proofErr w:type="spellStart"/>
+      <w:proofErr w:type="gramStart"/>
+      <w:r>
+        <w:t>binarySearchRecursive</w:t>
+      </w:r>
+      <w:proofErr w:type="spellEnd"/>
+      <w:r>
+        <w:t>(</w:t>
+      </w:r>
+      <w:proofErr w:type="spellStart"/>
+      <w:proofErr w:type="gramEnd"/>
+      <w:r>
+        <w:t>int</w:t>
+      </w:r>
+      <w:proofErr w:type="spellEnd"/>
+      <w:r>
+        <w:t xml:space="preserve"> </w:t>
+      </w:r>
+      <w:proofErr w:type="spellStart"/>
+      <w:r>
+        <w:t>arr</w:t>
+      </w:r>
+      <w:proofErr w:type="spellEnd"/>
+      <w:r>
+        <w:t xml:space="preserve">[], </w:t>
+      </w:r>
+      <w:proofErr w:type="spellStart"/>
+      <w:r>
+        <w:t>int</w:t>
+      </w:r>
+      <w:proofErr w:type="spellEnd"/>
+      <w:r>
+        <w:t xml:space="preserve"> low, </w:t>
+      </w:r>
+      <w:proofErr w:type="spellStart"/>
+      <w:r>
+        <w:t>int</w:t>
+      </w:r>
+      <w:proofErr w:type="spellEnd"/>
+      <w:r>
+        <w:t xml:space="preserve"> high, </w:t>
+      </w:r>
+      <w:proofErr w:type="spellStart"/>
+      <w:r>
+        <w:t>int</w:t>
+      </w:r>
+      <w:proofErr w:type="spellEnd"/>
+      <w:r>
+        <w:t xml:space="preserve"> key) {</w:t>
+      </w:r>
+    </w:p>
+    <w:p>
+      <w:pPr>
+        <w:tabs>
+          <w:tab w:val="left" w:pos="1095"/>
+        </w:tabs>
+      </w:pPr>
+      <w:r>
+        <w:t xml:space="preserve">    if (low &lt;= high) {</w:t>
+      </w:r>
+    </w:p>
+    <w:p>
+      <w:pPr>
+        <w:tabs>
+          <w:tab w:val="left" w:pos="1095"/>
+        </w:tabs>
+      </w:pPr>
+      <w:r>
+        <w:t xml:space="preserve">        </w:t>
+      </w:r>
+      <w:proofErr w:type="spellStart"/>
+      <w:r>
+        <w:t>int</w:t>
+      </w:r>
+      <w:proofErr w:type="spellEnd"/>
+      <w:r>
+        <w:t xml:space="preserve"> mid = low + (high - low) / 2;</w:t>
+      </w:r>
+    </w:p>
+    <w:p>
+      <w:pPr>
+        <w:tabs>
+          <w:tab w:val="left" w:pos="1095"/>
+        </w:tabs>
+      </w:pPr>
+    </w:p>
+    <w:p>
+      <w:pPr>
+        <w:tabs>
+          <w:tab w:val="left" w:pos="1095"/>
+        </w:tabs>
+      </w:pPr>
+      <w:r>
+        <w:t xml:space="preserve">        if (</w:t>
+      </w:r>
+      <w:proofErr w:type="spellStart"/>
+      <w:r>
+        <w:t>arr</w:t>
+      </w:r>
+      <w:proofErr w:type="spellEnd"/>
+      <w:r>
+        <w:t>[mid] == key)</w:t>
+      </w:r>
+    </w:p>
+    <w:p>
+      <w:pPr>
+        <w:tabs>
+          <w:tab w:val="left" w:pos="1095"/>
+        </w:tabs>
+      </w:pPr>
+      <w:r>
+        <w:t xml:space="preserve">            return mid;</w:t>
+      </w:r>
+    </w:p>
+    <w:p>
+      <w:pPr>
+        <w:tabs>
+          <w:tab w:val="left" w:pos="1095"/>
+        </w:tabs>
+      </w:pPr>
+      <w:r>
+        <w:t xml:space="preserve">        else if (</w:t>
+      </w:r>
+      <w:proofErr w:type="spellStart"/>
+      <w:r>
+        <w:t>arr</w:t>
+      </w:r>
+      <w:proofErr w:type="spellEnd"/>
+      <w:r>
+        <w:t>[mid] &lt; key)</w:t>
+      </w:r>
+    </w:p>
+    <w:p>
+      <w:pPr>
+        <w:tabs>
+          <w:tab w:val="left" w:pos="1095"/>
+        </w:tabs>
+      </w:pPr>
+      <w:r>
+        <w:t xml:space="preserve">            return </w:t>
+      </w:r>
+      <w:proofErr w:type="spellStart"/>
+      <w:proofErr w:type="gramStart"/>
+      <w:r>
+        <w:t>binarySearchRecursive</w:t>
+      </w:r>
+      <w:proofErr w:type="spellEnd"/>
+      <w:r>
+        <w:t>(</w:t>
+      </w:r>
+      <w:proofErr w:type="spellStart"/>
+      <w:proofErr w:type="gramEnd"/>
+      <w:r>
+        <w:t>arr</w:t>
+      </w:r>
+      <w:proofErr w:type="spellEnd"/>
+      <w:r>
+        <w:t>, mid + 1, high, key);</w:t>
+      </w:r>
+    </w:p>
+    <w:p>
+      <w:pPr>
+        <w:tabs>
+          <w:tab w:val="left" w:pos="1095"/>
+        </w:tabs>
+      </w:pPr>
+      <w:r>
+        <w:t xml:space="preserve">        else</w:t>
+      </w:r>
+    </w:p>
+    <w:p>
+      <w:pPr>
+        <w:tabs>
+          <w:tab w:val="left" w:pos="1095"/>
+        </w:tabs>
+      </w:pPr>
+      <w:r>
+        <w:t xml:space="preserve">            return </w:t>
+      </w:r>
+      <w:proofErr w:type="spellStart"/>
+      <w:proofErr w:type="gramStart"/>
+      <w:r>
+        <w:t>binarySearchRecursive</w:t>
+      </w:r>
+      <w:proofErr w:type="spellEnd"/>
+      <w:r>
+        <w:t>(</w:t>
+      </w:r>
+      <w:proofErr w:type="spellStart"/>
+      <w:proofErr w:type="gramEnd"/>
+      <w:r>
+        <w:t>arr</w:t>
+      </w:r>
+      <w:proofErr w:type="spellEnd"/>
+      <w:r>
+        <w:t>, low, mid - 1, key);</w:t>
+      </w:r>
+    </w:p>
+    <w:p>
+      <w:pPr>
+        <w:tabs>
+          <w:tab w:val="left" w:pos="1095"/>
+        </w:tabs>
+      </w:pPr>
+      <w:r>
+        <w:t xml:space="preserve">    }</w:t>
+      </w:r>
+    </w:p>
+    <w:p>
+      <w:pPr>
+        <w:tabs>
+          <w:tab w:val="left" w:pos="1095"/>
+        </w:tabs>
+      </w:pPr>
+      <w:r>
+        <w:t xml:space="preserve">    return -</w:t>
+      </w:r>
+      <w:proofErr w:type="gramStart"/>
+      <w:r>
+        <w:t xml:space="preserve">1;   </w:t>
+      </w:r>
+      <w:proofErr w:type="gramEnd"/>
+      <w:r>
+        <w:t>// not found</w:t>
+      </w:r>
+    </w:p>
+    <w:p>
+      <w:pPr>
+        <w:tabs>
+          <w:tab w:val="left" w:pos="1095"/>
+        </w:tabs>
+      </w:pPr>
+      <w:r>
+        <w:t>}</w:t>
+      </w:r>
+    </w:p>
+    <w:p>
+      <w:pPr>
+        <w:tabs>
+          <w:tab w:val="left" w:pos="1095"/>
+        </w:tabs>
+      </w:pPr>
+    </w:p>
+    <w:p>
+      <w:pPr>
+        <w:tabs>
+          <w:tab w:val="left" w:pos="1095"/>
+        </w:tabs>
+      </w:pPr>
+      <w:proofErr w:type="spellStart"/>
+      <w:r>
+        <w:t>int</w:t>
+      </w:r>
+      <w:proofErr w:type="spellEnd"/>
+      <w:r>
+        <w:t xml:space="preserve"> </w:t>
+      </w:r>
+      <w:proofErr w:type="gramStart"/>
+      <w:r>
+        <w:t>main(</w:t>
+      </w:r>
+      <w:proofErr w:type="gramEnd"/>
+      <w:r>
+        <w:t>) {</w:t>
+      </w:r>
+    </w:p>
+    <w:p>
+      <w:pPr>
+        <w:tabs>
+          <w:tab w:val="left" w:pos="1095"/>
+        </w:tabs>
+      </w:pPr>
+      <w:r>
+        <w:t xml:space="preserve">    </w:t>
+      </w:r>
+      <w:proofErr w:type="spellStart"/>
+      <w:r>
+        <w:t>int</w:t>
+      </w:r>
+      <w:proofErr w:type="spellEnd"/>
+      <w:r>
+        <w:t xml:space="preserve"> n, key;</w:t>
+      </w:r>
+    </w:p>
+    <w:p>
+      <w:pPr>
+        <w:tabs>
+          <w:tab w:val="left" w:pos="1095"/>
+        </w:tabs>
+      </w:pPr>
+      <w:r>
+        <w:lastRenderedPageBreak/>
+        <w:t xml:space="preserve">    </w:t>
+      </w:r>
+      <w:proofErr w:type="spellStart"/>
+      <w:r>
+        <w:t>cout</w:t>
+      </w:r>
+      <w:proofErr w:type="spellEnd"/>
+      <w:r>
+        <w:t xml:space="preserve"> &lt;&lt; "Enter number of elements: ";</w:t>
+      </w:r>
+    </w:p>
+    <w:p>
+      <w:pPr>
+        <w:tabs>
+          <w:tab w:val="left" w:pos="1095"/>
+        </w:tabs>
+      </w:pPr>
+      <w:r>
+        <w:t xml:space="preserve">    </w:t>
+      </w:r>
+      <w:proofErr w:type="spellStart"/>
+      <w:r>
+        <w:t>cin</w:t>
+      </w:r>
+      <w:proofErr w:type="spellEnd"/>
+      <w:r>
+        <w:t xml:space="preserve"> &gt;&gt; n;</w:t>
+      </w:r>
+    </w:p>
+    <w:p>
+      <w:pPr>
+        <w:tabs>
+          <w:tab w:val="left" w:pos="1095"/>
+        </w:tabs>
+      </w:pPr>
+    </w:p>
+    <w:p>
+      <w:pPr>
+        <w:tabs>
+          <w:tab w:val="left" w:pos="1095"/>
+        </w:tabs>
+      </w:pPr>
+      <w:r>
+        <w:t xml:space="preserve">    </w:t>
+      </w:r>
+      <w:proofErr w:type="spellStart"/>
+      <w:r>
+        <w:t>int</w:t>
+      </w:r>
+      <w:proofErr w:type="spellEnd"/>
+      <w:r>
+        <w:t xml:space="preserve"> </w:t>
+      </w:r>
+      <w:proofErr w:type="spellStart"/>
+      <w:r>
+        <w:t>arr</w:t>
+      </w:r>
+      <w:proofErr w:type="spellEnd"/>
+      <w:r>
+        <w:t>[n];</w:t>
+      </w:r>
+    </w:p>
+    <w:p>
+      <w:pPr>
+        <w:tabs>
+          <w:tab w:val="left" w:pos="1095"/>
+        </w:tabs>
+      </w:pPr>
+      <w:r>
+        <w:t xml:space="preserve">    </w:t>
+      </w:r>
+      <w:proofErr w:type="spellStart"/>
+      <w:r>
+        <w:t>cout</w:t>
+      </w:r>
+      <w:proofErr w:type="spellEnd"/>
+      <w:r>
+        <w:t xml:space="preserve"> &lt;&lt; "Enter sorted elements:\n";</w:t>
+      </w:r>
+    </w:p>
+    <w:p>
+      <w:pPr>
+        <w:tabs>
+          <w:tab w:val="left" w:pos="1095"/>
+        </w:tabs>
+      </w:pPr>
+      <w:r>
+        <w:t xml:space="preserve">    for (</w:t>
+      </w:r>
+      <w:proofErr w:type="spellStart"/>
+      <w:r>
+        <w:t>int</w:t>
+      </w:r>
+      <w:proofErr w:type="spellEnd"/>
+      <w:r>
+        <w:t xml:space="preserve"> </w:t>
+      </w:r>
+      <w:proofErr w:type="spellStart"/>
+      <w:r>
+        <w:t>i</w:t>
+      </w:r>
+      <w:proofErr w:type="spellEnd"/>
+      <w:r>
+        <w:t xml:space="preserve"> = 0; </w:t>
+      </w:r>
+      <w:proofErr w:type="spellStart"/>
+      <w:r>
+        <w:t>i</w:t>
+      </w:r>
+      <w:proofErr w:type="spellEnd"/>
+      <w:r>
+        <w:t xml:space="preserve"> &lt; n; </w:t>
+      </w:r>
+      <w:proofErr w:type="spellStart"/>
+      <w:r>
+        <w:t>i</w:t>
+      </w:r>
+      <w:proofErr w:type="spellEnd"/>
+      <w:r>
+        <w:t>++)</w:t>
+      </w:r>
+    </w:p>
+    <w:p>
+      <w:pPr>
+        <w:tabs>
+          <w:tab w:val="left" w:pos="1095"/>
+        </w:tabs>
+      </w:pPr>
+      <w:r>
+        <w:t xml:space="preserve">        </w:t>
+      </w:r>
+      <w:proofErr w:type="spellStart"/>
+      <w:r>
+        <w:t>cin</w:t>
+      </w:r>
+      <w:proofErr w:type="spellEnd"/>
+      <w:r>
+        <w:t xml:space="preserve"> &gt;&gt; </w:t>
+      </w:r>
+      <w:proofErr w:type="spellStart"/>
+      <w:r>
+        <w:t>arr</w:t>
+      </w:r>
+      <w:proofErr w:type="spellEnd"/>
+      <w:r>
+        <w:t>[</w:t>
+      </w:r>
+      <w:proofErr w:type="spellStart"/>
+      <w:r>
+        <w:t>i</w:t>
+      </w:r>
+      <w:proofErr w:type="spellEnd"/>
+      <w:r>
+        <w:t>];</w:t>
+      </w:r>
+    </w:p>
+    <w:p>
+      <w:pPr>
+        <w:tabs>
+          <w:tab w:val="left" w:pos="1095"/>
+        </w:tabs>
+      </w:pPr>
+    </w:p>
+    <w:p>
+      <w:pPr>
+        <w:tabs>
+          <w:tab w:val="left" w:pos="1095"/>
+        </w:tabs>
+      </w:pPr>
+      <w:r>
+        <w:t xml:space="preserve">    </w:t>
+      </w:r>
+      <w:proofErr w:type="spellStart"/>
+      <w:r>
+        <w:t>cout</w:t>
+      </w:r>
+      <w:proofErr w:type="spellEnd"/>
+      <w:r>
+        <w:t xml:space="preserve"> &lt;&lt; "Enter element to search: ";</w:t>
+      </w:r>
+    </w:p>
+    <w:p>
+      <w:pPr>
+        <w:tabs>
+          <w:tab w:val="left" w:pos="1095"/>
+        </w:tabs>
+      </w:pPr>
+      <w:r>
+        <w:t xml:space="preserve">    </w:t>
+      </w:r>
+      <w:proofErr w:type="spellStart"/>
+      <w:r>
+        <w:t>cin</w:t>
+      </w:r>
+      <w:proofErr w:type="spellEnd"/>
+      <w:r>
+        <w:t xml:space="preserve"> &gt;&gt; key;</w:t>
+      </w:r>
+    </w:p>
+    <w:p>
+      <w:pPr>
+        <w:tabs>
+          <w:tab w:val="left" w:pos="1095"/>
+        </w:tabs>
+      </w:pPr>
+    </w:p>
+    <w:p>
+      <w:pPr>
+        <w:tabs>
+          <w:tab w:val="left" w:pos="1095"/>
+        </w:tabs>
+      </w:pPr>
+      <w:r>
+        <w:t xml:space="preserve">    </w:t>
+      </w:r>
+      <w:proofErr w:type="spellStart"/>
+      <w:r>
+        <w:t>int</w:t>
+      </w:r>
+      <w:proofErr w:type="spellEnd"/>
+      <w:r>
+        <w:t xml:space="preserve"> result = </w:t>
+      </w:r>
+      <w:proofErr w:type="spellStart"/>
+      <w:proofErr w:type="gramStart"/>
+      <w:r>
+        <w:t>binarySearchRecursive</w:t>
+      </w:r>
+      <w:proofErr w:type="spellEnd"/>
+      <w:r>
+        <w:t>(</w:t>
+      </w:r>
+      <w:proofErr w:type="spellStart"/>
+      <w:proofErr w:type="gramEnd"/>
+      <w:r>
+        <w:t>arr</w:t>
+      </w:r>
+      <w:proofErr w:type="spellEnd"/>
+      <w:r>
+        <w:t>, 0, n - 1, key);</w:t>
+      </w:r>
+    </w:p>
+    <w:p>
+      <w:pPr>
+        <w:tabs>
+          <w:tab w:val="left" w:pos="1095"/>
+        </w:tabs>
+      </w:pPr>
+    </w:p>
+    <w:p>
+      <w:pPr>
+        <w:tabs>
+          <w:tab w:val="left" w:pos="1095"/>
+        </w:tabs>
+      </w:pPr>
+      <w:r>
+        <w:t xml:space="preserve">    if (</w:t>
+      </w:r>
+      <w:proofErr w:type="gramStart"/>
+      <w:r>
+        <w:t>result !</w:t>
+      </w:r>
+      <w:proofErr w:type="gramEnd"/>
+      <w:r>
+        <w:t>= -1)</w:t>
+      </w:r>
+    </w:p>
+    <w:p>
+      <w:pPr>
+        <w:tabs>
+          <w:tab w:val="left" w:pos="1095"/>
+        </w:tabs>
+      </w:pPr>
+      <w:r>
+        <w:t xml:space="preserve">        </w:t>
+      </w:r>
+      <w:proofErr w:type="spellStart"/>
+      <w:r>
+        <w:t>cout</w:t>
+      </w:r>
+      <w:proofErr w:type="spellEnd"/>
+      <w:r>
+        <w:t xml:space="preserve"> &lt;&lt; "Element found at index " &lt;&lt; result &lt;&lt; </w:t>
+      </w:r>
+      <w:proofErr w:type="spellStart"/>
+      <w:r>
+        <w:t>endl</w:t>
+      </w:r>
+      <w:proofErr w:type="spellEnd"/>
+      <w:r>
+        <w:t>;</w:t>
+      </w:r>
+    </w:p>
+    <w:p>
+      <w:pPr>
+        <w:tabs>
+          <w:tab w:val="left" w:pos="1095"/>
+        </w:tabs>
+      </w:pPr>
+      <w:r>
+        <w:t xml:space="preserve">    else</w:t>
+      </w:r>
+    </w:p>
+    <w:p>
+      <w:pPr>
+        <w:tabs>
+          <w:tab w:val="left" w:pos="1095"/>
+        </w:tabs>
+      </w:pPr>
+      <w:r>
+        <w:t xml:space="preserve">        </w:t>
+      </w:r>
+      <w:proofErr w:type="spellStart"/>
+      <w:r>
+        <w:t>cout</w:t>
+      </w:r>
+      <w:proofErr w:type="spellEnd"/>
+      <w:r>
+        <w:t xml:space="preserve"> &lt;&lt; "Element not found" &lt;&lt; </w:t>
+      </w:r>
+      <w:proofErr w:type="spellStart"/>
+      <w:r>
+        <w:t>endl</w:t>
+      </w:r>
+      <w:proofErr w:type="spellEnd"/>
+      <w:r>
+        <w:t>;</w:t>
+      </w:r>
+    </w:p>
+    <w:p>
+      <w:pPr>
+        <w:tabs>
+          <w:tab w:val="left" w:pos="1095"/>
+        </w:tabs>
+      </w:pPr>
+    </w:p>
+    <w:p>
+      <w:pPr>
+        <w:tabs>
+          <w:tab w:val="left" w:pos="1095"/>
+        </w:tabs>
+      </w:pPr>
+      <w:r>
+        <w:t xml:space="preserve">    return 0;</w:t>
+      </w:r>
+    </w:p>
+    <w:p>
+      <w:pPr>
+        <w:tabs>
+          <w:tab w:val="left" w:pos="1095"/>
+        </w:tabs>
+      </w:pPr>
+      <w:r>
+        <w:t>}</w:t>
+      </w:r>
+      <w:bookmarkStart w:id="0" w:name="_GoBack"/>
+      <w:r>
+        <w:rPr>
+          <w:noProof/>
+        </w:rPr>
+        <w:drawing>
+          <wp:inline distT="0" distB="0" distL="0" distR="0">
+            <wp:extent cx="4629796" cy="1829055"/>
+            <wp:effectExtent l="0" t="0" r="0" b="0"/>
+            <wp:docPr id="9" name="Picture 9"/>
+            <wp:cNvGraphicFramePr>
+              <a:graphicFrameLocks xmlns:a="http://schemas.openxmlformats.org/drawingml/2006/main" noChangeAspect="1"/>
+            </wp:cNvGraphicFramePr>
+            <a:graphic xmlns:a="http://schemas.openxmlformats.org/drawingml/2006/main">
+              <a:graphicData uri="http://schemas.openxmlformats.org/drawingml/2006/picture">
+                <pic:pic xmlns:pic="http://schemas.openxmlformats.org/drawingml/2006/picture">
+                  <pic:nvPicPr>
+                    <pic:cNvPr id="9" name="recbin.png"/>
+                    <pic:cNvPicPr/>
+                  </pic:nvPicPr>
+                  <pic:blipFill>
+                    <a:blip r:embed="rId12">
+                      <a:extLst>
+                        <a:ext uri="{28A0092B-C50C-407E-A947-70E740481C1C}">
+                          <a14:useLocalDpi xmlns:a14="http://schemas.microsoft.com/office/drawing/2010/main" val="0"/>
+                        </a:ext>
+                      </a:extLst>
+                    </a:blip>
+                    <a:stretch>
+                      <a:fillRect/>
+                    </a:stretch>
+                  </pic:blipFill>
+                  <pic:spPr>
+                    <a:xfrm>
+                      <a:off x="0" y="0"/>
+                      <a:ext cx="4629796" cy="1829055"/>
+                    </a:xfrm>
+                    <a:prstGeom prst="rect">
+                      <a:avLst/>
+                    </a:prstGeom>
+                  </pic:spPr>
+                </pic:pic>
+              </a:graphicData>
+            </a:graphic>
+          </wp:inline>
+        </w:drawing>
+      </w:r>
+      <w:bookmarkEnd w:id="0"/>
     </w:p>
     <w:sectPr>
       <w:pgSz w:w="12240" w:h="15840"/>
